--- a/Практическая работа-Windows2 = Отчет.docx
+++ b/Практическая работа-Windows2 = Отчет.docx
@@ -19,16 +19,7 @@
           <w:szCs w:val="40"/>
           <w:lang w:val="ru-RU"/>
         </w:rPr>
-        <w:t>Практическая</w:t>
-      </w:r>
-      <w:r>
-        <w:rPr>
-          <w:rFonts w:hint="default" w:ascii="Times New Roman" w:hAnsi="Times New Roman" w:cs="Times New Roman"/>
-          <w:sz w:val="40"/>
-          <w:szCs w:val="40"/>
-          <w:lang w:val="ru-RU"/>
-        </w:rPr>
-        <w:t xml:space="preserve"> работа </w:t>
+        <w:t xml:space="preserve">Практическая работа </w:t>
       </w:r>
       <w:r>
         <w:rPr>
@@ -524,6 +515,53 @@
     <w:p/>
     <w:p/>
     <w:p/>
+    <w:p>
+      <w:r>
+        <w:drawing>
+          <wp:inline distT="0" distB="0" distL="114300" distR="114300">
+            <wp:extent cx="5267325" cy="1874520"/>
+            <wp:effectExtent l="0" t="0" r="5715" b="0"/>
+            <wp:docPr id="9" name="Изображение 1"/>
+            <wp:cNvGraphicFramePr>
+              <a:graphicFrameLocks xmlns:a="http://schemas.openxmlformats.org/drawingml/2006/main" noChangeAspect="1"/>
+            </wp:cNvGraphicFramePr>
+            <a:graphic xmlns:a="http://schemas.openxmlformats.org/drawingml/2006/main">
+              <a:graphicData uri="http://schemas.openxmlformats.org/drawingml/2006/picture">
+                <pic:pic xmlns:pic="http://schemas.openxmlformats.org/drawingml/2006/picture">
+                  <pic:nvPicPr>
+                    <pic:cNvPr id="9" name="Изображение 1"/>
+                    <pic:cNvPicPr>
+                      <a:picLocks noChangeAspect="1"/>
+                    </pic:cNvPicPr>
+                  </pic:nvPicPr>
+                  <pic:blipFill>
+                    <a:blip r:embed="rId4"/>
+                    <a:stretch>
+                      <a:fillRect/>
+                    </a:stretch>
+                  </pic:blipFill>
+                  <pic:spPr>
+                    <a:xfrm>
+                      <a:off x="0" y="0"/>
+                      <a:ext cx="5267325" cy="1874520"/>
+                    </a:xfrm>
+                    <a:prstGeom prst="rect">
+                      <a:avLst/>
+                    </a:prstGeom>
+                    <a:noFill/>
+                    <a:ln>
+                      <a:noFill/>
+                    </a:ln>
+                  </pic:spPr>
+                </pic:pic>
+              </a:graphicData>
+            </a:graphic>
+          </wp:inline>
+        </w:drawing>
+      </w:r>
+      <w:bookmarkStart w:id="0" w:name="_GoBack"/>
+      <w:bookmarkEnd w:id="0"/>
+    </w:p>
     <w:p/>
     <w:p>
       <w:pPr>
@@ -584,7 +622,7 @@
                     </pic:cNvPicPr>
                   </pic:nvPicPr>
                   <pic:blipFill>
-                    <a:blip r:embed="rId4"/>
+                    <a:blip r:embed="rId5"/>
                     <a:stretch>
                       <a:fillRect/>
                     </a:stretch>
@@ -631,7 +669,7 @@
                     </pic:cNvPicPr>
                   </pic:nvPicPr>
                   <pic:blipFill>
-                    <a:blip r:embed="rId5"/>
+                    <a:blip r:embed="rId6"/>
                     <a:stretch>
                       <a:fillRect/>
                     </a:stretch>
@@ -677,7 +715,7 @@
                     </pic:cNvPicPr>
                   </pic:nvPicPr>
                   <pic:blipFill>
-                    <a:blip r:embed="rId6"/>
+                    <a:blip r:embed="rId7"/>
                     <a:stretch>
                       <a:fillRect/>
                     </a:stretch>
@@ -722,7 +760,7 @@
                     </pic:cNvPicPr>
                   </pic:nvPicPr>
                   <pic:blipFill>
-                    <a:blip r:embed="rId7"/>
+                    <a:blip r:embed="rId8"/>
                     <a:stretch>
                       <a:fillRect/>
                     </a:stretch>
@@ -768,7 +806,7 @@
                     </pic:cNvPicPr>
                   </pic:nvPicPr>
                   <pic:blipFill>
-                    <a:blip r:embed="rId8"/>
+                    <a:blip r:embed="rId9"/>
                     <a:stretch>
                       <a:fillRect/>
                     </a:stretch>
@@ -816,7 +854,7 @@
                     </pic:cNvPicPr>
                   </pic:nvPicPr>
                   <pic:blipFill>
-                    <a:blip r:embed="rId9"/>
+                    <a:blip r:embed="rId10"/>
                     <a:stretch>
                       <a:fillRect/>
                     </a:stretch>
@@ -863,7 +901,7 @@
                     </pic:cNvPicPr>
                   </pic:nvPicPr>
                   <pic:blipFill>
-                    <a:blip r:embed="rId10"/>
+                    <a:blip r:embed="rId11"/>
                     <a:stretch>
                       <a:fillRect/>
                     </a:stretch>
@@ -908,7 +946,7 @@
                     </pic:cNvPicPr>
                   </pic:nvPicPr>
                   <pic:blipFill>
-                    <a:blip r:embed="rId11"/>
+                    <a:blip r:embed="rId12"/>
                     <a:stretch>
                       <a:fillRect/>
                     </a:stretch>
@@ -954,7 +992,7 @@
                     </pic:cNvPicPr>
                   </pic:nvPicPr>
                   <pic:blipFill>
-                    <a:blip r:embed="rId12"/>
+                    <a:blip r:embed="rId13"/>
                     <a:stretch>
                       <a:fillRect/>
                     </a:stretch>
@@ -978,8 +1016,6 @@
           </wp:inline>
         </w:drawing>
       </w:r>
-      <w:bookmarkStart w:id="0" w:name="_GoBack"/>
-      <w:bookmarkEnd w:id="0"/>
     </w:p>
     <w:sectPr>
       <w:pgSz w:w="11906" w:h="16838"/>
@@ -1067,7 +1103,7 @@
     <w:lsdException w:qFormat="1" w:unhideWhenUsed="0" w:uiPriority="0" w:semiHidden="0" w:name="Title"/>
     <w:lsdException w:unhideWhenUsed="0" w:uiPriority="0" w:semiHidden="0" w:name="Closing"/>
     <w:lsdException w:unhideWhenUsed="0" w:uiPriority="0" w:semiHidden="0" w:name="Signature"/>
-    <w:lsdException w:unhideWhenUsed="0" w:uiPriority="0" w:name="Default Paragraph Font"/>
+    <w:lsdException w:qFormat="1" w:unhideWhenUsed="0" w:uiPriority="0" w:name="Default Paragraph Font"/>
     <w:lsdException w:unhideWhenUsed="0" w:uiPriority="0" w:semiHidden="0" w:name="Body Text"/>
     <w:lsdException w:unhideWhenUsed="0" w:uiPriority="0" w:semiHidden="0" w:name="Body Text Indent"/>
     <w:lsdException w:unhideWhenUsed="0" w:uiPriority="0" w:semiHidden="0" w:name="List Continue"/>
@@ -1105,7 +1141,7 @@
     <w:lsdException w:unhideWhenUsed="0" w:uiPriority="0" w:semiHidden="0" w:name="HTML Sample"/>
     <w:lsdException w:unhideWhenUsed="0" w:uiPriority="0" w:semiHidden="0" w:name="HTML Typewriter"/>
     <w:lsdException w:unhideWhenUsed="0" w:uiPriority="0" w:semiHidden="0" w:name="HTML Variable"/>
-    <w:lsdException w:unhideWhenUsed="0" w:uiPriority="0" w:name="Normal Table"/>
+    <w:lsdException w:qFormat="1" w:unhideWhenUsed="0" w:uiPriority="0" w:name="Normal Table"/>
     <w:lsdException w:unhideWhenUsed="0" w:uiPriority="0" w:semiHidden="0" w:name="annotation subject"/>
     <w:lsdException w:unhideWhenUsed="0" w:uiPriority="0" w:semiHidden="0" w:name="Table Simple 1"/>
     <w:lsdException w:unhideWhenUsed="0" w:uiPriority="0" w:semiHidden="0" w:name="Table Simple 2"/>
@@ -1165,11 +1201,13 @@
   <w:style w:type="character" w:default="1" w:styleId="2">
     <w:name w:val="Default Paragraph Font"/>
     <w:semiHidden/>
+    <w:qFormat/>
     <w:uiPriority w:val="0"/>
   </w:style>
   <w:style w:type="table" w:default="1" w:styleId="3">
     <w:name w:val="Normal Table"/>
     <w:semiHidden/>
+    <w:qFormat/>
     <w:uiPriority w:val="0"/>
     <w:tblPr>
       <w:tblCellMar>
